--- a/25434705-WangShangbo.docx
+++ b/25434705-WangShangbo.docx
@@ -113,7 +113,7 @@
         </w:rPr>
       </w:pPr>
       <w:r>
-        <w:t xml:space="preserve">Student(s): </w:t>
+        <w:t xml:space="preserve">Student: </w:t>
       </w:r>
       <w:r>
         <w:rPr>
@@ -127,6 +127,22 @@
           <w:lang w:eastAsia="zh-CN"/>
         </w:rPr>
         <w:t>o</w:t>
+      </w:r>
+    </w:p>
+    <w:p>
+      <w:pPr>
+        <w:jc w:val="center"/>
+        <w:rPr>
+          <w:rFonts w:eastAsia="宋体" w:hint="eastAsia"/>
+          <w:lang w:eastAsia="zh-CN"/>
+        </w:rPr>
+      </w:pPr>
+      <w:r>
+        <w:rPr>
+          <w:rFonts w:eastAsia="宋体" w:hint="eastAsia"/>
+          <w:lang w:eastAsia="zh-CN"/>
+        </w:rPr>
+        <w:t>StudentID:25434705</w:t>
       </w:r>
     </w:p>
     <w:p>
@@ -3050,9 +3066,6 @@
           <w:numId w:val="0"/>
         </w:numPr>
         <w:ind w:left="360"/>
-        <w:rPr>
-          <w:rFonts w:hint="eastAsia"/>
-        </w:rPr>
       </w:pPr>
     </w:p>
     <w:p>
@@ -3529,6 +3542,7 @@
       <w:r>
         <w:rPr>
           <w:rFonts w:eastAsia="宋体"/>
+          <w:noProof/>
           <w:lang w:eastAsia="zh-CN"/>
         </w:rPr>
         <w:drawing>
@@ -3571,13 +3585,14 @@
     <w:p>
       <w:pPr>
         <w:rPr>
-          <w:rFonts w:eastAsia="宋体" w:hint="eastAsia"/>
+          <w:rFonts w:eastAsia="宋体"/>
           <w:lang w:eastAsia="zh-CN"/>
         </w:rPr>
       </w:pPr>
       <w:r>
         <w:rPr>
           <w:rFonts w:eastAsia="宋体"/>
+          <w:noProof/>
           <w:lang w:eastAsia="zh-CN"/>
         </w:rPr>
         <w:drawing>
@@ -3639,13 +3654,14 @@
     <w:p>
       <w:pPr>
         <w:rPr>
-          <w:rFonts w:eastAsia="宋体" w:hint="eastAsia"/>
+          <w:rFonts w:eastAsia="宋体"/>
           <w:lang w:eastAsia="zh-CN"/>
         </w:rPr>
       </w:pPr>
       <w:r>
         <w:rPr>
           <w:rFonts w:eastAsia="宋体"/>
+          <w:noProof/>
           <w:lang w:eastAsia="zh-CN"/>
         </w:rPr>
         <w:drawing>
@@ -4790,6 +4806,7 @@
       <w:r>
         <w:rPr>
           <w:rFonts w:eastAsia="宋体"/>
+          <w:noProof/>
           <w:lang w:eastAsia="zh-CN"/>
         </w:rPr>
         <w:drawing>
@@ -4837,7 +4854,7 @@
           <w:numId w:val="0"/>
         </w:numPr>
         <w:rPr>
-          <w:rFonts w:eastAsia="宋体" w:hint="eastAsia"/>
+          <w:rFonts w:eastAsia="宋体"/>
           <w:lang w:eastAsia="zh-CN"/>
         </w:rPr>
       </w:pPr>
@@ -4846,23 +4863,7 @@
           <w:rFonts w:eastAsia="宋体" w:hint="eastAsia"/>
           <w:lang w:eastAsia="zh-CN"/>
         </w:rPr>
-        <w:t xml:space="preserve">RDS </w:t>
-      </w:r>
-      <w:proofErr w:type="spellStart"/>
-      <w:r>
-        <w:rPr>
-          <w:rFonts w:eastAsia="宋体" w:hint="eastAsia"/>
-          <w:lang w:eastAsia="zh-CN"/>
-        </w:rPr>
-        <w:t>sql</w:t>
-      </w:r>
-      <w:proofErr w:type="spellEnd"/>
-      <w:r>
-        <w:rPr>
-          <w:rFonts w:eastAsia="宋体" w:hint="eastAsia"/>
-          <w:lang w:eastAsia="zh-CN"/>
-        </w:rPr>
-        <w:t xml:space="preserve"> logs</w:t>
+        <w:t>RDS logs</w:t>
       </w:r>
     </w:p>
     <w:p>
